--- a/중국어_대화문/3부_docx/3부_07화_출소.docx
+++ b/중국어_대화문/3부_docx/3부_07화_출소.docx
@@ -18,7 +18,7 @@
         <w:t>등장인물:</w:t>
       </w:r>
       <w:r>
-        <w:t xml:space="preserve"> 쑤민 苏敏(33세, 전 明灯法律援助中心 공동대표, 만기 출소자) / 쑤민의 어머니 苏母(64세, 柳河县 농부) / 쑤창 苏强(41세, 쑤민의 오빠) / 더우더우 豆豆(11세, 쑤강의 아들) / 메이뤄란 梅若兰(70세 전후, 前 律师协会 秘书长) / 리위퉁 李雨桐(27세, 선즈위안의 실무 참모, 前 明灯 자원활동가) / 쉐 관교 薛燕(40대, 北原省女子监狱 3监区 여성 관교) / 추이 언니 崔姐(50대, 같은 감방 수감자) / 뤼 과장 吕科长(40대, 성 司法厅 직원) / 무 경관 穆警官(30대, 국가안전 담당 민경) / 샤오궈 小郭(20대, 보조 경찰 '보호' 요원)</w:t>
+        <w:t xml:space="preserve"> 쑤민 苏敏(33세, 전 明灯法律援助中心 공동대표, 만기 출소자) / 쑤민의 어머니 苏母(64세, 柳河县 농부) / 쑤창 苏强(41세, 쑤민의 오빠) / 더우더우 豆豆(11세, 쑤강의 아들) / 메이뤄란 梅若兰(70세 전후, 前 律师协会 秘书长) / 리위퉁 李雨桐(27세, 선즈위안의 실무 참모, 前 明灯 자원활동가) / 쉐 관교 薛燕(40대, 北原省女子监狱 3监区 여성 관교) / 펑위메이 彭玉梅(48세, 3감구 2호 감방 방장) / 뤼 과장 吕科长(40대, 성 司法厅 직원) / 무 경관 穆警官(30대, 국가안전 담당 민경) / 샤오궈 小郭(20대, 보조 경찰 '보호' 요원)</w:t>
       </w:r>
     </w:p>
     <w:p>
@@ -42,7 +42,7 @@
     </w:p>
     <w:p>
       <w:r>
-        <w:t>(早晨五点半，天刚蒙蒙亮。十二人的监室，上下铺，窗上的铁栏把天空切成一格一格的。苏敏已经醒了很久，被子叠成方块放在铺尾，左边鬓角有一小绺头发白了。崔姐五十出头，坐在对面的下铺，手里攥着一本用订书钉装起来的小册子。)</w:t>
+        <w:t>(早晨五点半，天刚蒙蒙亮。十二人的监室，上下铺，窗上的铁栏把天空切成一格一格的。苏敏已经醒了很久，被子叠成方块放在铺尾，左边鬓角有一小绺头发白了。彭玉梅四十八岁，坐在对面的下铺，手里攥着一本用订书钉装起来的小册子。)</w:t>
       </w:r>
     </w:p>
     <w:p>
@@ -50,7 +50,7 @@
         <w:rPr>
           <w:b/>
         </w:rPr>
-        <w:t>崔姐:</w:t>
+        <w:t>彭玉梅:</w:t>
       </w:r>
       <w:r>
         <w:t xml:space="preserve"> 苏老师，这个……我不能要。</w:t>
@@ -72,7 +72,7 @@
         <w:rPr>
           <w:b/>
         </w:rPr>
-        <w:t>崔姐:</w:t>
+        <w:t>彭玉梅:</w:t>
       </w:r>
       <w:r>
         <w:t xml:space="preserve"> 你走了，我们这间屋子再有人要写，我们认字的人不够。</w:t>
@@ -94,7 +94,7 @@
         <w:rPr>
           <w:b/>
         </w:rPr>
-        <w:t>崔姐:</w:t>
+        <w:t>彭玉梅:</w:t>
       </w:r>
       <w:r>
         <w:t xml:space="preserve"> (低头翻了翻，手指停在最后一页) 这页是空的。</w:t>
@@ -108,7 +108,7 @@
         <w:t>苏敏:</w:t>
       </w:r>
       <w:r>
-        <w:t xml:space="preserve"> 留给你的。你的案子，借条原件在你儿子手里，别急着写，等你把话想清楚。听完再问，问完再写，崔姐，你记着这一句就行。</w:t>
+        <w:t xml:space="preserve"> 留给你的。你的案子，借条原件在你儿子手里，别急着写，等你把话想清楚。听完再问，问完再写，彭姐，你记着这一句就行。</w:t>
       </w:r>
     </w:p>
     <w:p>
@@ -116,7 +116,7 @@
         <w:rPr>
           <w:b/>
         </w:rPr>
-        <w:t>崔姐:</w:t>
+        <w:t>彭玉梅:</w:t>
       </w:r>
       <w:r>
         <w:t xml:space="preserve"> (眼圈红了，用袖口按了一下) 这三年，你替我们写了那么多字，受累了。</w:t>
@@ -151,7 +151,7 @@
     </w:p>
     <w:p>
       <w:r>
-        <w:t>(苏敏站起来，把那只洗得发白的旧饭盒放在崔姐的铺上，里面是半截铅笔头和一小团饭粒。她没有回头看，走到门口，又停住。)</w:t>
+        <w:t>(苏敏站起来，把那只洗得发白的旧饭盒放在彭姐的铺上，里面是半截铅笔头和一小团饭粒。她没有回头看，走到门口，又停住。)</w:t>
       </w:r>
     </w:p>
     <w:p>
@@ -162,7 +162,7 @@
         <w:t>苏敏:</w:t>
       </w:r>
       <w:r>
-        <w:t xml:space="preserve"> 崔姐，我走以后，你们夜里要是睡不着，就数天花板上的裂纹。我数过，这间屋是九道。</w:t>
+        <w:t xml:space="preserve"> 彭姐，我走以后，你们夜里要是睡不着，就数天花板上的裂纹。我数过，这间屋是九道。</w:t>
       </w:r>
     </w:p>
     <w:p>
@@ -170,7 +170,7 @@
         <w:rPr>
           <w:b/>
         </w:rPr>
-        <w:t>崔姐:</w:t>
+        <w:t>彭玉梅:</w:t>
       </w:r>
       <w:r>
         <w:t xml:space="preserve"> (在她身后，很轻地) 苏老师，保重。</w:t>
@@ -862,7 +862,7 @@
         <w:t>苏敏:</w:t>
       </w:r>
       <w:r>
-        <w:t xml:space="preserve"> 有风雨。我在里头一千零九十六天，有风雨，也有晴。夜里灯不熄的时候，是风雨；崔姐她们拿到申诉书的那天，是晴。我不能说“也无”。</w:t>
+        <w:t xml:space="preserve"> 有风雨。我在里头一千零九十六天，有风雨，也有晴。夜里灯不熄的时候，是风雨；彭姐她们拿到申诉书的那天，是晴。我不能说“也无”。</w:t>
       </w:r>
     </w:p>
     <w:p>
@@ -2275,7 +2275,7 @@
     </w:p>
     <w:p>
       <w:r>
-        <w:t>«受累了» — 한국어 해설: "고생하셨어요 / 수고 많으셨어요". 남이 자기 때문에 힘쓰고 애쓴 데 대한 인사(累 = 피로하다, 수고하다). 崔姐가 감방을 떠나는 苏敏에게, 장면 1.</w:t>
+        <w:t>«受累了» — 한국어 해설: "고생하셨어요 / 수고 많으셨어요". 남이 자기 때문에 힘쓰고 애쓴 데 대한 인사(累 = 피로하다, 수고하다). 彭玉梅가 감방을 떠나는 苏敏에게, 장면 1.</w:t>
       </w:r>
     </w:p>
     <w:p>
